--- a/App/documents/Cadastro Sou Cliente.docx
+++ b/App/documents/Cadastro Sou Cliente.docx
@@ -106,7 +106,7 @@
     <w:p/>
     <w:p>
       <w:r>
-        <w:t>==================================================================</w:t>
+        <w:t>---DOCUMENTO---</w:t>
       </w:r>
     </w:p>
     <w:p>
@@ -235,7 +235,7 @@
     </w:p>
     <w:p>
       <w:r>
-        <w:t>==================================================================</w:t>
+        <w:t>---DOCUMENTO---</w:t>
       </w:r>
     </w:p>
     <w:p>
@@ -275,7 +275,7 @@
     </w:p>
     <w:p>
       <w:r>
-        <w:t>==================================================================</w:t>
+        <w:t>---DOCUMENTO---</w:t>
       </w:r>
     </w:p>
     <w:p>
